--- a/klagomål/A 26668-2026 FSC-klagomål.docx
+++ b/klagomål/A 26668-2026 FSC-klagomål.docx
@@ -1508,7 +1508,7 @@
     <w:r>
       <w:tab/>
       <w:tab/>
-      <w:t>2026-09-14</w:t>
+      <w:t>2026-09-15</w:t>
       <w:br/>
       <w:br/>
     </w:r>

--- a/klagomål/A 26668-2026 FSC-klagomål.docx
+++ b/klagomål/A 26668-2026 FSC-klagomål.docx
@@ -1508,7 +1508,7 @@
     <w:r>
       <w:tab/>
       <w:tab/>
-      <w:t>2026-09-15</w:t>
+      <w:t>2026-09-16</w:t>
       <w:br/>
       <w:br/>
     </w:r>

--- a/klagomål/A 26668-2026 FSC-klagomål.docx
+++ b/klagomål/A 26668-2026 FSC-klagomål.docx
@@ -1508,7 +1508,7 @@
     <w:r>
       <w:tab/>
       <w:tab/>
-      <w:t>2026-09-16</w:t>
+      <w:t>2026-09-17</w:t>
       <w:br/>
       <w:br/>
     </w:r>

--- a/klagomål/A 26668-2026 FSC-klagomål.docx
+++ b/klagomål/A 26668-2026 FSC-klagomål.docx
@@ -1508,7 +1508,7 @@
     <w:r>
       <w:tab/>
       <w:tab/>
-      <w:t>2026-09-17</w:t>
+      <w:t>2026-09-18</w:t>
       <w:br/>
       <w:br/>
     </w:r>

--- a/klagomål/A 26668-2026 FSC-klagomål.docx
+++ b/klagomål/A 26668-2026 FSC-klagomål.docx
@@ -1508,7 +1508,7 @@
     <w:r>
       <w:tab/>
       <w:tab/>
-      <w:t>2026-09-18</w:t>
+      <w:t>2026-09-19</w:t>
       <w:br/>
       <w:br/>
     </w:r>

--- a/klagomål/A 26668-2026 FSC-klagomål.docx
+++ b/klagomål/A 26668-2026 FSC-klagomål.docx
@@ -1508,7 +1508,7 @@
     <w:r>
       <w:tab/>
       <w:tab/>
-      <w:t>2026-09-19</w:t>
+      <w:t>2026-09-21</w:t>
       <w:br/>
       <w:br/>
     </w:r>

--- a/klagomål/A 26668-2026 FSC-klagomål.docx
+++ b/klagomål/A 26668-2026 FSC-klagomål.docx
@@ -1508,7 +1508,7 @@
     <w:r>
       <w:tab/>
       <w:tab/>
-      <w:t>2026-09-21</w:t>
+      <w:t>2026-09-23</w:t>
       <w:br/>
       <w:br/>
     </w:r>

--- a/klagomål/A 26668-2026 FSC-klagomål.docx
+++ b/klagomål/A 26668-2026 FSC-klagomål.docx
@@ -1508,7 +1508,7 @@
     <w:r>
       <w:tab/>
       <w:tab/>
-      <w:t>2026-09-23</w:t>
+      <w:t>2026-09-24</w:t>
       <w:br/>
       <w:br/>
     </w:r>

--- a/klagomål/A 26668-2026 FSC-klagomål.docx
+++ b/klagomål/A 26668-2026 FSC-klagomål.docx
@@ -1508,7 +1508,7 @@
     <w:r>
       <w:tab/>
       <w:tab/>
-      <w:t>2026-09-24</w:t>
+      <w:t>2026-09-25</w:t>
       <w:br/>
       <w:br/>
     </w:r>

--- a/klagomål/A 26668-2026 FSC-klagomål.docx
+++ b/klagomål/A 26668-2026 FSC-klagomål.docx
@@ -221,7 +221,7 @@
     </w:p>
     <w:p>
       <w:r>
-        <w:t>I och inom 22 meter från avverkningsanmälan finns fynd av 27 naturvårdsarter, varav 23 är rödlistade, 2 är fridlysta, 15 är typiska (T) och 2 är signalarter (S): fläckporing (VU, T), gräddporing (VU, T), Lecidea subhumida (VU), smalfotad taggsvamp (VU), smultronkantarell (VU), blanksvart spiklav (NT), blå taggsvamp (NT, T), blågrå svartspik (NT), dropptaggsvamp (NT, T), dvärgbägarlav (NT, T), knottrig blåslav (NT, T), kolflarnlav (NT, T), mörk kolflarnlav (NT), nordtagging (NT), orange taggsvamp (NT, T), Phellodon aquiloniniger (NT), tallkötticka (NT), tallriska (NT), talltagel (NT, T), tretåig hackspett (NT, T, §4), vedflamlav (NT), vedskivlav (NT, T), vitplätt (NT), nästlav (S, T), vedticka (S, T), svart taggsvamp agg. (T) och tjäder (T, §4). Se Figur 1.</w:t>
+        <w:t>I och inom 22 meter från avverkningsanmälan finns fynd av 28 naturvårdsarter, varav 24 är rödlistade, 2 är fridlysta, 15 är typiska (T) och 2 är signalarter (S): fläckporing (VU, T), gräddporing (VU, T), Lecidea subhumida (VU), smalfotad taggsvamp (VU), smultronkantarell (VU), tajgataggsvamp (VU), blanksvart spiklav (NT), blå taggsvamp (NT, T), blågrå svartspik (NT), dropptaggsvamp (NT, T), dvärgbägarlav (NT, T), knottrig blåslav (NT, T), kolflarnlav (NT, T), mörk kolflarnlav (NT), nordtagging (NT), orange taggsvamp (NT, T), Phellodon aquiloniniger (NT), tallkötticka (NT), tallriska (NT), talltagel (NT, T), tretåig hackspett (NT, T, §4), vedflamlav (NT), vedskivlav (NT, T), vitplätt (NT), nästlav (S, T), vedticka (S, T), svart taggsvamp agg. (T) och tjäder (T, §4). Se Figur 1.</w:t>
       </w:r>
     </w:p>
     <w:p>
@@ -332,6 +332,26 @@
         <w:rPr>
           <w:b/>
         </w:rPr>
+        <w:t xml:space="preserve">Tajgataggsvamp (VU) </w:t>
+      </w:r>
+      <w:r>
+        <w:t xml:space="preserve">är en sällsynt art som bildar mykorrhiza med tall och växer på marken under gamla tallågor, stubbar och även grenar av tall i brandpräglad torr tallskog på mager sandig mark med lång kontinuitet. Den är placerad högst upp i Skogsstyrelsens värdepyramid för bedömning av skog med höga naturvärden och flertalet växtplatser bör skyddas långsiktigt genom att öka arealen skyddad, brandpräglad, mager tallskog med trädkontinuitet. Troligtvis sammanblandas arten då och då med svartvit taggsvamp </w:t>
+      </w:r>
+      <w:r>
+        <w:rPr>
+          <w:i/>
+        </w:rPr>
+        <w:t>Phellodon connatus</w:t>
+      </w:r>
+      <w:r>
+        <w:t xml:space="preserve"> som vid DNA-undersökningar visat sig ha flera olika former. Tajgataggsvamp är globalt rödlistad som sårbar (VU) vilket innebär att Sverige har ett internationellt ansvar för arten (IUCN, 2025; SLU Artdatabanken, 2024; Nitare &amp; Skogsstyrelsen, 2019).</w:t>
+      </w:r>
+    </w:p>
+    <w:p>
+      <w:r>
+        <w:rPr>
+          <w:b/>
+        </w:rPr>
         <w:t>Blanksvart spiklav (NT)</w:t>
       </w:r>
       <w:r>
@@ -881,7 +901,7 @@
         <w:rPr>
           <w:i/>
         </w:rPr>
-        <w:t>I det avverkningsanmälda skogsområdet har 25 rödlistade arter och signalarter påträffats. Detta ska jämföras med Skogsstyrelsens uppföljning 2017 av nyckelbiotoper som visade att man i genomsnitt hittar 20,6 olika rödlistade arter och signalarter i en nyckelbiotop (Wijk, S. 2017. Biologisk mångfald i nyckelbiotoper – Resultat från inventeringen “Uppföljning biologisk mångfald” 2009–2015. Rapport 4/2017 Skogsstyrelsen, Jönköping).</w:t>
+        <w:t>I det avverkningsanmälda skogsområdet har 26 rödlistade arter och signalarter påträffats. Detta ska jämföras med Skogsstyrelsens uppföljning 2017 av nyckelbiotoper som visade att man i genomsnitt hittar 20,6 olika rödlistade arter och signalarter i en nyckelbiotop (Wijk, S. 2017. Biologisk mångfald i nyckelbiotoper – Resultat från inventeringen “Uppföljning biologisk mångfald” 2009–2015. Rapport 4/2017 Skogsstyrelsen, Jönköping).</w:t>
       </w:r>
     </w:p>
     <w:p>
@@ -910,7 +930,7 @@
         <w:rPr>
           <w:i/>
         </w:rPr>
-        <w:t>I det avverkningsanmälda skogsområdet har 27 naturvårdsarter varav 23 rödlistade arter sina livsmiljöer och växtplatser.</w:t>
+        <w:t>I det avverkningsanmälda skogsområdet har 28 naturvårdsarter varav 24 rödlistade arter sina livsmiljöer och växtplatser.</w:t>
       </w:r>
     </w:p>
     <w:p>
@@ -1508,7 +1528,7 @@
     <w:r>
       <w:tab/>
       <w:tab/>
-      <w:t>2026-09-25</w:t>
+      <w:t>2026-09-26</w:t>
       <w:br/>
       <w:br/>
     </w:r>

--- a/klagomål/A 26668-2026 FSC-klagomål.docx
+++ b/klagomål/A 26668-2026 FSC-klagomål.docx
@@ -1528,7 +1528,7 @@
     <w:r>
       <w:tab/>
       <w:tab/>
-      <w:t>2026-09-26</w:t>
+      <w:t>2026-09-27</w:t>
       <w:br/>
       <w:br/>
     </w:r>

--- a/klagomål/A 26668-2026 FSC-klagomål.docx
+++ b/klagomål/A 26668-2026 FSC-klagomål.docx
@@ -1528,7 +1528,7 @@
     <w:r>
       <w:tab/>
       <w:tab/>
-      <w:t>2026-09-27</w:t>
+      <w:t>2026-09-28</w:t>
       <w:br/>
       <w:br/>
     </w:r>

--- a/klagomål/A 26668-2026 FSC-klagomål.docx
+++ b/klagomål/A 26668-2026 FSC-klagomål.docx
@@ -1528,7 +1528,7 @@
     <w:r>
       <w:tab/>
       <w:tab/>
-      <w:t>2026-09-28</w:t>
+      <w:t>2026-09-29</w:t>
       <w:br/>
       <w:br/>
     </w:r>

--- a/klagomål/A 26668-2026 FSC-klagomål.docx
+++ b/klagomål/A 26668-2026 FSC-klagomål.docx
@@ -1528,7 +1528,7 @@
     <w:r>
       <w:tab/>
       <w:tab/>
-      <w:t>2026-09-29</w:t>
+      <w:t>2026-09-30</w:t>
       <w:br/>
       <w:br/>
     </w:r>

--- a/klagomål/A 26668-2026 FSC-klagomål.docx
+++ b/klagomål/A 26668-2026 FSC-klagomål.docx
@@ -1528,7 +1528,7 @@
     <w:r>
       <w:tab/>
       <w:tab/>
-      <w:t>2026-09-30</w:t>
+      <w:t>2026-10-01</w:t>
       <w:br/>
       <w:br/>
     </w:r>

--- a/klagomål/A 26668-2026 FSC-klagomål.docx
+++ b/klagomål/A 26668-2026 FSC-klagomål.docx
@@ -1528,7 +1528,7 @@
     <w:r>
       <w:tab/>
       <w:tab/>
-      <w:t>2026-10-01</w:t>
+      <w:t>2026-10-02</w:t>
       <w:br/>
       <w:br/>
     </w:r>

--- a/klagomål/A 26668-2026 FSC-klagomål.docx
+++ b/klagomål/A 26668-2026 FSC-klagomål.docx
@@ -1528,7 +1528,7 @@
     <w:r>
       <w:tab/>
       <w:tab/>
-      <w:t>2026-10-02</w:t>
+      <w:t>2026-10-03</w:t>
       <w:br/>
       <w:br/>
     </w:r>

--- a/klagomål/A 26668-2026 FSC-klagomål.docx
+++ b/klagomål/A 26668-2026 FSC-klagomål.docx
@@ -1528,7 +1528,7 @@
     <w:r>
       <w:tab/>
       <w:tab/>
-      <w:t>2026-10-03</w:t>
+      <w:t>2026-10-04</w:t>
       <w:br/>
       <w:br/>
     </w:r>

--- a/klagomål/A 26668-2026 FSC-klagomål.docx
+++ b/klagomål/A 26668-2026 FSC-klagomål.docx
@@ -1528,7 +1528,7 @@
     <w:r>
       <w:tab/>
       <w:tab/>
-      <w:t>2026-10-04</w:t>
+      <w:t>2026-10-05</w:t>
       <w:br/>
       <w:br/>
     </w:r>

--- a/klagomål/A 26668-2026 FSC-klagomål.docx
+++ b/klagomål/A 26668-2026 FSC-klagomål.docx
@@ -1528,7 +1528,7 @@
     <w:r>
       <w:tab/>
       <w:tab/>
-      <w:t>2026-10-05</w:t>
+      <w:t>2026-10-06</w:t>
       <w:br/>
       <w:br/>
     </w:r>

--- a/klagomål/A 26668-2026 FSC-klagomål.docx
+++ b/klagomål/A 26668-2026 FSC-klagomål.docx
@@ -1528,7 +1528,7 @@
     <w:r>
       <w:tab/>
       <w:tab/>
-      <w:t>2026-10-06</w:t>
+      <w:t>2026-10-07</w:t>
       <w:br/>
       <w:br/>
     </w:r>

--- a/klagomål/A 26668-2026 FSC-klagomål.docx
+++ b/klagomål/A 26668-2026 FSC-klagomål.docx
@@ -1528,7 +1528,7 @@
     <w:r>
       <w:tab/>
       <w:tab/>
-      <w:t>2026-10-07</w:t>
+      <w:t>2026-10-08</w:t>
       <w:br/>
       <w:br/>
     </w:r>

--- a/klagomål/A 26668-2026 FSC-klagomål.docx
+++ b/klagomål/A 26668-2026 FSC-klagomål.docx
@@ -1528,7 +1528,7 @@
     <w:r>
       <w:tab/>
       <w:tab/>
-      <w:t>2026-10-08</w:t>
+      <w:t>2026-10-09</w:t>
       <w:br/>
       <w:br/>
     </w:r>

--- a/klagomål/A 26668-2026 FSC-klagomål.docx
+++ b/klagomål/A 26668-2026 FSC-klagomål.docx
@@ -1528,7 +1528,7 @@
     <w:r>
       <w:tab/>
       <w:tab/>
-      <w:t>2026-10-09</w:t>
+      <w:t>2026-10-10</w:t>
       <w:br/>
       <w:br/>
     </w:r>

--- a/klagomål/A 26668-2026 FSC-klagomål.docx
+++ b/klagomål/A 26668-2026 FSC-klagomål.docx
@@ -1528,7 +1528,7 @@
     <w:r>
       <w:tab/>
       <w:tab/>
-      <w:t>2026-10-10</w:t>
+      <w:t>2026-10-11</w:t>
       <w:br/>
       <w:br/>
     </w:r>

--- a/klagomål/A 26668-2026 FSC-klagomål.docx
+++ b/klagomål/A 26668-2026 FSC-klagomål.docx
@@ -1528,7 +1528,7 @@
     <w:r>
       <w:tab/>
       <w:tab/>
-      <w:t>2026-10-11</w:t>
+      <w:t>2026-10-12</w:t>
       <w:br/>
       <w:br/>
     </w:r>

--- a/klagomål/A 26668-2026 FSC-klagomål.docx
+++ b/klagomål/A 26668-2026 FSC-klagomål.docx
@@ -1528,7 +1528,7 @@
     <w:r>
       <w:tab/>
       <w:tab/>
-      <w:t>2026-10-12</w:t>
+      <w:t>2026-10-13</w:t>
       <w:br/>
       <w:br/>
     </w:r>

--- a/klagomål/A 26668-2026 FSC-klagomål.docx
+++ b/klagomål/A 26668-2026 FSC-klagomål.docx
@@ -1528,7 +1528,7 @@
     <w:r>
       <w:tab/>
       <w:tab/>
-      <w:t>2026-10-13</w:t>
+      <w:t>2026-10-14</w:t>
       <w:br/>
       <w:br/>
     </w:r>

--- a/klagomål/A 26668-2026 FSC-klagomål.docx
+++ b/klagomål/A 26668-2026 FSC-klagomål.docx
@@ -1528,7 +1528,7 @@
     <w:r>
       <w:tab/>
       <w:tab/>
-      <w:t>2026-10-14</w:t>
+      <w:t>2026-10-15</w:t>
       <w:br/>
       <w:br/>
     </w:r>

--- a/klagomål/A 26668-2026 FSC-klagomål.docx
+++ b/klagomål/A 26668-2026 FSC-klagomål.docx
@@ -1528,7 +1528,7 @@
     <w:r>
       <w:tab/>
       <w:tab/>
-      <w:t>2026-10-15</w:t>
+      <w:t>2026-10-16</w:t>
       <w:br/>
       <w:br/>
     </w:r>

--- a/klagomål/A 26668-2026 FSC-klagomål.docx
+++ b/klagomål/A 26668-2026 FSC-klagomål.docx
@@ -1528,7 +1528,7 @@
     <w:r>
       <w:tab/>
       <w:tab/>
-      <w:t>2026-10-16</w:t>
+      <w:t>2026-10-17</w:t>
       <w:br/>
       <w:br/>
     </w:r>

--- a/klagomål/A 26668-2026 FSC-klagomål.docx
+++ b/klagomål/A 26668-2026 FSC-klagomål.docx
@@ -1528,7 +1528,7 @@
     <w:r>
       <w:tab/>
       <w:tab/>
-      <w:t>2026-10-17</w:t>
+      <w:t>2026-10-18</w:t>
       <w:br/>
       <w:br/>
     </w:r>

--- a/klagomål/A 26668-2026 FSC-klagomål.docx
+++ b/klagomål/A 26668-2026 FSC-klagomål.docx
@@ -1528,7 +1528,7 @@
     <w:r>
       <w:tab/>
       <w:tab/>
-      <w:t>2026-10-18</w:t>
+      <w:t>2026-10-19</w:t>
       <w:br/>
       <w:br/>
     </w:r>

--- a/klagomål/A 26668-2026 FSC-klagomål.docx
+++ b/klagomål/A 26668-2026 FSC-klagomål.docx
@@ -1528,7 +1528,7 @@
     <w:r>
       <w:tab/>
       <w:tab/>
-      <w:t>2026-10-19</w:t>
+      <w:t>2026-10-20</w:t>
       <w:br/>
       <w:br/>
     </w:r>

--- a/klagomål/A 26668-2026 FSC-klagomål.docx
+++ b/klagomål/A 26668-2026 FSC-klagomål.docx
@@ -1528,7 +1528,7 @@
     <w:r>
       <w:tab/>
       <w:tab/>
-      <w:t>2026-10-20</w:t>
+      <w:t>2026-10-21</w:t>
       <w:br/>
       <w:br/>
     </w:r>

--- a/klagomål/A 26668-2026 FSC-klagomål.docx
+++ b/klagomål/A 26668-2026 FSC-klagomål.docx
@@ -1528,7 +1528,7 @@
     <w:r>
       <w:tab/>
       <w:tab/>
-      <w:t>2026-10-21</w:t>
+      <w:t>2026-10-22</w:t>
       <w:br/>
       <w:br/>
     </w:r>

--- a/klagomål/A 26668-2026 FSC-klagomål.docx
+++ b/klagomål/A 26668-2026 FSC-klagomål.docx
@@ -1528,7 +1528,7 @@
     <w:r>
       <w:tab/>
       <w:tab/>
-      <w:t>2026-10-22</w:t>
+      <w:t>2026-10-23</w:t>
       <w:br/>
       <w:br/>
     </w:r>

--- a/klagomål/A 26668-2026 FSC-klagomål.docx
+++ b/klagomål/A 26668-2026 FSC-klagomål.docx
@@ -1528,7 +1528,7 @@
     <w:r>
       <w:tab/>
       <w:tab/>
-      <w:t>2026-10-23</w:t>
+      <w:t>2026-10-24</w:t>
       <w:br/>
       <w:br/>
     </w:r>
